--- a/class diagram draft.docx
+++ b/class diagram draft.docx
@@ -2,7 +2,1022 @@
 <file path=word/document.xml><?xml version="1.0" encoding="utf-8"?>
 <w:document xmlns:wpc="http://schemas.microsoft.com/office/word/2010/wordprocessingCanvas" xmlns:cx="http://schemas.microsoft.com/office/drawing/2014/chartex" xmlns:cx1="http://schemas.microsoft.com/office/drawing/2015/9/8/chartex" xmlns:cx2="http://schemas.microsoft.com/office/drawing/2015/10/21/chartex" xmlns:cx3="http://schemas.microsoft.com/office/drawing/2016/5/9/chartex" xmlns:cx4="http://schemas.microsoft.com/office/drawing/2016/5/10/chartex" xmlns:cx5="http://schemas.microsoft.com/office/drawing/2016/5/11/chartex" xmlns:cx6="http://schemas.microsoft.com/office/drawing/2016/5/12/chartex" xmlns:cx7="http://schemas.microsoft.com/office/drawing/2016/5/13/chartex" xmlns:cx8="http://schemas.microsoft.com/office/drawing/2016/5/14/chartex" xmlns:mc="http://schemas.openxmlformats.org/markup-compatibility/2006" xmlns:aink="http://schemas.microsoft.com/office/drawing/2016/ink" xmlns:am3d="http://schemas.microsoft.com/office/drawing/2017/model3d" xmlns:o="urn:schemas-microsoft-com:office:office" xmlns:oel="http://schemas.microsoft.com/office/2019/extlst" xmlns:r="http://schemas.openxmlformats.org/officeDocument/2006/relationships" xmlns:m="http://schemas.openxmlformats.org/officeDocument/2006/math" xmlns:v="urn:schemas-microsoft-com:vml" xmlns:wp14="http://schemas.microsoft.com/office/word/2010/wordprocessingDrawing" xmlns:wp="http://schemas.openxmlformats.org/drawingml/2006/wordprocessingDrawing" xmlns:w10="urn:schemas-microsoft-com:office:word" xmlns:w="http://schemas.openxmlformats.org/wordprocessingml/2006/main" xmlns:w14="http://schemas.microsoft.com/office/word/2010/wordml" xmlns:w15="http://schemas.microsoft.com/office/word/2012/wordml" xmlns:w16cex="http://schemas.microsoft.com/office/word/2018/wordml/cex" xmlns:w16cid="http://schemas.microsoft.com/office/word/2016/wordml/cid" xmlns:w16="http://schemas.microsoft.com/office/word/2018/wordml" xmlns:w16du="http://schemas.microsoft.com/office/word/2023/wordml/word16du" xmlns:w16sdtdh="http://schemas.microsoft.com/office/word/2020/wordml/sdtdatahash" xmlns:w16sdtfl="http://schemas.microsoft.com/office/word/2024/wordml/sdtformatlock" xmlns:w16se="http://schemas.microsoft.com/office/word/2015/wordml/symex" xmlns:wpg="http://schemas.microsoft.com/office/word/2010/wordprocessingGroup" xmlns:wpi="http://schemas.microsoft.com/office/word/2010/wordprocessingInk" xmlns:wne="http://schemas.microsoft.com/office/word/2006/wordml" xmlns:wps="http://schemas.microsoft.com/office/word/2010/wordprocessingShape" mc:Ignorable="w14 w15 w16se w16cid w16 w16cex w16sdtdh w16sdtfl w16du wp14">
   <w:body>
-    <w:p/>
+    <w:p>
+      <w:pPr>
+        <w:rPr>
+          <w:b/>
+          <w:bCs/>
+          <w:sz w:val="28"/>
+          <w:szCs w:val="28"/>
+        </w:rPr>
+      </w:pPr>
+      <w:r>
+        <w:rPr>
+          <w:b/>
+          <w:bCs/>
+          <w:sz w:val="28"/>
+          <w:szCs w:val="28"/>
+        </w:rPr>
+        <w:t>Classes &amp; Attributes</w:t>
+      </w:r>
+    </w:p>
+    <w:p>
+      <w:pPr>
+        <w:rPr>
+          <w:b/>
+          <w:bCs/>
+        </w:rPr>
+      </w:pPr>
+      <w:r>
+        <w:rPr>
+          <w:b/>
+          <w:bCs/>
+        </w:rPr>
+        <w:t>Users:</w:t>
+      </w:r>
+    </w:p>
+    <w:p>
+      <w:pPr>
+        <w:pStyle w:val="ListParagraph"/>
+        <w:numPr>
+          <w:ilvl w:val="0"/>
+          <w:numId w:val="1"/>
+        </w:numPr>
+        <w:rPr>
+          <w:i/>
+          <w:iCs/>
+        </w:rPr>
+      </w:pPr>
+      <w:r>
+        <w:rPr>
+          <w:i/>
+          <w:iCs/>
+        </w:rPr>
+        <w:t>Employee</w:t>
+      </w:r>
+    </w:p>
+    <w:p>
+      <w:pPr>
+        <w:pStyle w:val="ListParagraph"/>
+        <w:numPr>
+          <w:ilvl w:val="1"/>
+          <w:numId w:val="1"/>
+        </w:numPr>
+      </w:pPr>
+      <w:r>
+        <w:t>employeeId: String</w:t>
+      </w:r>
+    </w:p>
+    <w:p>
+      <w:pPr>
+        <w:pStyle w:val="ListParagraph"/>
+        <w:numPr>
+          <w:ilvl w:val="1"/>
+          <w:numId w:val="1"/>
+        </w:numPr>
+      </w:pPr>
+      <w:r>
+        <w:t>name: String</w:t>
+      </w:r>
+    </w:p>
+    <w:p>
+      <w:pPr>
+        <w:pStyle w:val="ListParagraph"/>
+        <w:numPr>
+          <w:ilvl w:val="1"/>
+          <w:numId w:val="1"/>
+        </w:numPr>
+      </w:pPr>
+      <w:r>
+        <w:t>username: String</w:t>
+      </w:r>
+    </w:p>
+    <w:p>
+      <w:pPr>
+        <w:pStyle w:val="ListParagraph"/>
+        <w:numPr>
+          <w:ilvl w:val="1"/>
+          <w:numId w:val="1"/>
+        </w:numPr>
+      </w:pPr>
+      <w:r>
+        <w:t>password: String</w:t>
+      </w:r>
+    </w:p>
+    <w:p>
+      <w:pPr>
+        <w:pStyle w:val="ListParagraph"/>
+        <w:numPr>
+          <w:ilvl w:val="0"/>
+          <w:numId w:val="1"/>
+        </w:numPr>
+      </w:pPr>
+      <w:r>
+        <w:t>Administrator, InventoryManager</w:t>
+      </w:r>
+      <w:r>
+        <w:t>, Sto</w:t>
+      </w:r>
+      <w:r>
+        <w:t>reManager</w:t>
+      </w:r>
+      <w:r>
+        <w:t>, Salesperson</w:t>
+      </w:r>
+      <w:r>
+        <w:t xml:space="preserve"> (extends)</w:t>
+      </w:r>
+    </w:p>
+    <w:p>
+      <w:pPr>
+        <w:rPr>
+          <w:b/>
+          <w:bCs/>
+        </w:rPr>
+      </w:pPr>
+      <w:r>
+        <w:rPr>
+          <w:b/>
+          <w:bCs/>
+        </w:rPr>
+        <w:t>Application class and gateways:</w:t>
+      </w:r>
+    </w:p>
+    <w:p>
+      <w:pPr>
+        <w:pStyle w:val="ListParagraph"/>
+        <w:numPr>
+          <w:ilvl w:val="0"/>
+          <w:numId w:val="1"/>
+        </w:numPr>
+      </w:pPr>
+      <w:r>
+        <w:t>PearlMartSystem &lt;&lt;controller&gt;&gt;</w:t>
+      </w:r>
+    </w:p>
+    <w:p>
+      <w:pPr>
+        <w:pStyle w:val="ListParagraph"/>
+        <w:numPr>
+          <w:ilvl w:val="0"/>
+          <w:numId w:val="1"/>
+        </w:numPr>
+      </w:pPr>
+      <w:r>
+        <w:t>SupplierGateway &lt;&lt;gateway&gt;&gt;</w:t>
+      </w:r>
+    </w:p>
+    <w:p>
+      <w:pPr>
+        <w:rPr>
+          <w:b/>
+          <w:bCs/>
+        </w:rPr>
+      </w:pPr>
+      <w:r>
+        <w:rPr>
+          <w:b/>
+          <w:bCs/>
+        </w:rPr>
+        <w:t>Inventory:</w:t>
+      </w:r>
+    </w:p>
+    <w:p>
+      <w:pPr>
+        <w:pStyle w:val="ListParagraph"/>
+        <w:numPr>
+          <w:ilvl w:val="0"/>
+          <w:numId w:val="1"/>
+        </w:numPr>
+      </w:pPr>
+      <w:r>
+        <w:t>Inventory</w:t>
+      </w:r>
+    </w:p>
+    <w:p>
+      <w:pPr>
+        <w:pStyle w:val="ListParagraph"/>
+        <w:numPr>
+          <w:ilvl w:val="0"/>
+          <w:numId w:val="1"/>
+        </w:numPr>
+      </w:pPr>
+      <w:r>
+        <w:t>Item</w:t>
+      </w:r>
+    </w:p>
+    <w:p>
+      <w:pPr>
+        <w:pStyle w:val="ListParagraph"/>
+        <w:numPr>
+          <w:ilvl w:val="1"/>
+          <w:numId w:val="1"/>
+        </w:numPr>
+      </w:pPr>
+      <w:r>
+        <w:t>i</w:t>
+      </w:r>
+      <w:r>
+        <w:t>temId: String</w:t>
+      </w:r>
+    </w:p>
+    <w:p>
+      <w:pPr>
+        <w:pStyle w:val="ListParagraph"/>
+        <w:numPr>
+          <w:ilvl w:val="1"/>
+          <w:numId w:val="1"/>
+        </w:numPr>
+      </w:pPr>
+      <w:r>
+        <w:t>barcode: String</w:t>
+      </w:r>
+    </w:p>
+    <w:p>
+      <w:pPr>
+        <w:pStyle w:val="ListParagraph"/>
+        <w:numPr>
+          <w:ilvl w:val="1"/>
+          <w:numId w:val="1"/>
+        </w:numPr>
+      </w:pPr>
+      <w:r>
+        <w:t>name: String</w:t>
+      </w:r>
+    </w:p>
+    <w:p>
+      <w:pPr>
+        <w:pStyle w:val="ListParagraph"/>
+        <w:numPr>
+          <w:ilvl w:val="1"/>
+          <w:numId w:val="1"/>
+        </w:numPr>
+      </w:pPr>
+      <w:r>
+        <w:t>sellingPrice</w:t>
+      </w:r>
+      <w:r>
+        <w:t>: double</w:t>
+      </w:r>
+    </w:p>
+    <w:p>
+      <w:pPr>
+        <w:pStyle w:val="ListParagraph"/>
+        <w:numPr>
+          <w:ilvl w:val="1"/>
+          <w:numId w:val="1"/>
+        </w:numPr>
+      </w:pPr>
+      <w:r>
+        <w:t>quantity: int</w:t>
+      </w:r>
+    </w:p>
+    <w:p>
+      <w:pPr>
+        <w:pStyle w:val="ListParagraph"/>
+        <w:numPr>
+          <w:ilvl w:val="1"/>
+          <w:numId w:val="1"/>
+        </w:numPr>
+      </w:pPr>
+      <w:r>
+        <w:t>manufacturer: String</w:t>
+      </w:r>
+    </w:p>
+    <w:p>
+      <w:pPr>
+        <w:pStyle w:val="ListParagraph"/>
+        <w:numPr>
+          <w:ilvl w:val="1"/>
+          <w:numId w:val="1"/>
+        </w:numPr>
+      </w:pPr>
+      <w:r>
+        <w:t>placeOfOrigin: String</w:t>
+      </w:r>
+    </w:p>
+    <w:p>
+      <w:pPr>
+        <w:pStyle w:val="ListParagraph"/>
+        <w:numPr>
+          <w:ilvl w:val="1"/>
+          <w:numId w:val="1"/>
+        </w:numPr>
+      </w:pPr>
+      <w:r>
+        <w:t>comments: String</w:t>
+      </w:r>
+    </w:p>
+    <w:p>
+      <w:pPr>
+        <w:pStyle w:val="ListParagraph"/>
+        <w:numPr>
+          <w:ilvl w:val="0"/>
+          <w:numId w:val="1"/>
+        </w:numPr>
+      </w:pPr>
+      <w:r>
+        <w:t>ExpirableItem (extends Item)</w:t>
+      </w:r>
+    </w:p>
+    <w:p>
+      <w:pPr>
+        <w:pStyle w:val="ListParagraph"/>
+        <w:numPr>
+          <w:ilvl w:val="1"/>
+          <w:numId w:val="1"/>
+        </w:numPr>
+      </w:pPr>
+      <w:r>
+        <w:t>expirationDate: Date</w:t>
+      </w:r>
+    </w:p>
+    <w:p>
+      <w:pPr>
+        <w:pStyle w:val="ListParagraph"/>
+        <w:numPr>
+          <w:ilvl w:val="0"/>
+          <w:numId w:val="1"/>
+        </w:numPr>
+      </w:pPr>
+      <w:r>
+        <w:t>StockMovement</w:t>
+      </w:r>
+    </w:p>
+    <w:p>
+      <w:pPr>
+        <w:pStyle w:val="ListParagraph"/>
+        <w:numPr>
+          <w:ilvl w:val="1"/>
+          <w:numId w:val="1"/>
+        </w:numPr>
+      </w:pPr>
+      <w:r>
+        <w:t>movementId: String</w:t>
+      </w:r>
+    </w:p>
+    <w:p>
+      <w:pPr>
+        <w:pStyle w:val="ListParagraph"/>
+        <w:numPr>
+          <w:ilvl w:val="1"/>
+          <w:numId w:val="1"/>
+        </w:numPr>
+      </w:pPr>
+      <w:r>
+        <w:t>type: MovementType</w:t>
+      </w:r>
+    </w:p>
+    <w:p>
+      <w:pPr>
+        <w:pStyle w:val="ListParagraph"/>
+        <w:numPr>
+          <w:ilvl w:val="1"/>
+          <w:numId w:val="1"/>
+        </w:numPr>
+      </w:pPr>
+      <w:r>
+        <w:t>quantity: int</w:t>
+      </w:r>
+    </w:p>
+    <w:p>
+      <w:pPr>
+        <w:pStyle w:val="ListParagraph"/>
+        <w:numPr>
+          <w:ilvl w:val="1"/>
+          <w:numId w:val="1"/>
+        </w:numPr>
+      </w:pPr>
+      <w:r>
+        <w:t>date: Date</w:t>
+      </w:r>
+    </w:p>
+    <w:p>
+      <w:pPr>
+        <w:pStyle w:val="ListParagraph"/>
+        <w:numPr>
+          <w:ilvl w:val="0"/>
+          <w:numId w:val="1"/>
+        </w:numPr>
+      </w:pPr>
+      <w:r>
+        <w:t>MovementType (</w:t>
+      </w:r>
+      <w:r>
+        <w:t>E</w:t>
+      </w:r>
+      <w:r>
+        <w:t>numeration)</w:t>
+      </w:r>
+    </w:p>
+    <w:p>
+      <w:pPr>
+        <w:pStyle w:val="ListParagraph"/>
+        <w:numPr>
+          <w:ilvl w:val="1"/>
+          <w:numId w:val="1"/>
+        </w:numPr>
+      </w:pPr>
+      <w:r>
+        <w:t>ADDED</w:t>
+      </w:r>
+    </w:p>
+    <w:p>
+      <w:pPr>
+        <w:pStyle w:val="ListParagraph"/>
+        <w:numPr>
+          <w:ilvl w:val="1"/>
+          <w:numId w:val="1"/>
+        </w:numPr>
+      </w:pPr>
+      <w:r>
+        <w:t>REMOVED</w:t>
+      </w:r>
+    </w:p>
+    <w:p>
+      <w:pPr>
+        <w:pStyle w:val="ListParagraph"/>
+        <w:numPr>
+          <w:ilvl w:val="1"/>
+          <w:numId w:val="1"/>
+        </w:numPr>
+      </w:pPr>
+      <w:r>
+        <w:t>EXPIRED_REMOVED</w:t>
+      </w:r>
+    </w:p>
+    <w:p>
+      <w:pPr>
+        <w:rPr>
+          <w:b/>
+          <w:bCs/>
+        </w:rPr>
+      </w:pPr>
+      <w:r>
+        <w:rPr>
+          <w:b/>
+          <w:bCs/>
+        </w:rPr>
+        <w:t>Suppliers and Orders:</w:t>
+      </w:r>
+    </w:p>
+    <w:p>
+      <w:pPr>
+        <w:pStyle w:val="ListParagraph"/>
+        <w:numPr>
+          <w:ilvl w:val="0"/>
+          <w:numId w:val="1"/>
+        </w:numPr>
+      </w:pPr>
+      <w:r>
+        <w:t>Supplier</w:t>
+      </w:r>
+    </w:p>
+    <w:p>
+      <w:pPr>
+        <w:pStyle w:val="ListParagraph"/>
+        <w:numPr>
+          <w:ilvl w:val="1"/>
+          <w:numId w:val="1"/>
+        </w:numPr>
+      </w:pPr>
+      <w:r>
+        <w:t>supplierId: String</w:t>
+      </w:r>
+    </w:p>
+    <w:p>
+      <w:pPr>
+        <w:pStyle w:val="ListParagraph"/>
+        <w:numPr>
+          <w:ilvl w:val="1"/>
+          <w:numId w:val="1"/>
+        </w:numPr>
+      </w:pPr>
+      <w:r>
+        <w:t>name: String</w:t>
+      </w:r>
+    </w:p>
+    <w:p>
+      <w:pPr>
+        <w:pStyle w:val="ListParagraph"/>
+        <w:numPr>
+          <w:ilvl w:val="1"/>
+          <w:numId w:val="1"/>
+        </w:numPr>
+      </w:pPr>
+      <w:r>
+        <w:lastRenderedPageBreak/>
+        <w:t>contactInfo: String</w:t>
+      </w:r>
+    </w:p>
+    <w:p>
+      <w:pPr>
+        <w:pStyle w:val="ListParagraph"/>
+        <w:numPr>
+          <w:ilvl w:val="0"/>
+          <w:numId w:val="1"/>
+        </w:numPr>
+      </w:pPr>
+      <w:r>
+        <w:t>SupplierOrder</w:t>
+      </w:r>
+    </w:p>
+    <w:p>
+      <w:pPr>
+        <w:pStyle w:val="ListParagraph"/>
+        <w:numPr>
+          <w:ilvl w:val="1"/>
+          <w:numId w:val="1"/>
+        </w:numPr>
+      </w:pPr>
+      <w:r>
+        <w:t>orderId: String</w:t>
+      </w:r>
+    </w:p>
+    <w:p>
+      <w:pPr>
+        <w:pStyle w:val="ListParagraph"/>
+        <w:numPr>
+          <w:ilvl w:val="1"/>
+          <w:numId w:val="1"/>
+        </w:numPr>
+      </w:pPr>
+      <w:r>
+        <w:t>orderDate: Date</w:t>
+      </w:r>
+    </w:p>
+    <w:p>
+      <w:pPr>
+        <w:pStyle w:val="ListParagraph"/>
+        <w:numPr>
+          <w:ilvl w:val="1"/>
+          <w:numId w:val="1"/>
+        </w:numPr>
+      </w:pPr>
+      <w:r>
+        <w:t>deliveryAddress: String</w:t>
+      </w:r>
+    </w:p>
+    <w:p>
+      <w:pPr>
+        <w:pStyle w:val="ListParagraph"/>
+        <w:numPr>
+          <w:ilvl w:val="1"/>
+          <w:numId w:val="1"/>
+        </w:numPr>
+      </w:pPr>
+      <w:r>
+        <w:t>contactInfo: String</w:t>
+      </w:r>
+    </w:p>
+    <w:p>
+      <w:pPr>
+        <w:pStyle w:val="ListParagraph"/>
+        <w:numPr>
+          <w:ilvl w:val="1"/>
+          <w:numId w:val="1"/>
+        </w:numPr>
+      </w:pPr>
+      <w:r>
+        <w:t>comments</w:t>
+      </w:r>
+      <w:r>
+        <w:t>: String</w:t>
+      </w:r>
+    </w:p>
+    <w:p>
+      <w:pPr>
+        <w:pStyle w:val="ListParagraph"/>
+        <w:numPr>
+          <w:ilvl w:val="1"/>
+          <w:numId w:val="1"/>
+        </w:numPr>
+      </w:pPr>
+      <w:r>
+        <w:t>receivedDate: Date</w:t>
+      </w:r>
+    </w:p>
+    <w:p>
+      <w:pPr>
+        <w:pStyle w:val="ListParagraph"/>
+        <w:numPr>
+          <w:ilvl w:val="0"/>
+          <w:numId w:val="1"/>
+        </w:numPr>
+      </w:pPr>
+      <w:r>
+        <w:t>OrderLine</w:t>
+      </w:r>
+    </w:p>
+    <w:p>
+      <w:pPr>
+        <w:pStyle w:val="ListParagraph"/>
+        <w:numPr>
+          <w:ilvl w:val="1"/>
+          <w:numId w:val="1"/>
+        </w:numPr>
+      </w:pPr>
+      <w:r>
+        <w:t>q</w:t>
+      </w:r>
+      <w:r>
+        <w:t>uantity: int</w:t>
+      </w:r>
+    </w:p>
+    <w:p>
+      <w:pPr>
+        <w:pStyle w:val="ListParagraph"/>
+        <w:numPr>
+          <w:ilvl w:val="1"/>
+          <w:numId w:val="1"/>
+        </w:numPr>
+      </w:pPr>
+      <w:r>
+        <w:t>receivedQuantity: int</w:t>
+      </w:r>
+    </w:p>
+    <w:p>
+      <w:pPr>
+        <w:pStyle w:val="ListParagraph"/>
+        <w:numPr>
+          <w:ilvl w:val="0"/>
+          <w:numId w:val="1"/>
+        </w:numPr>
+      </w:pPr>
+      <w:r>
+        <w:t>Invoice</w:t>
+      </w:r>
+    </w:p>
+    <w:p>
+      <w:pPr>
+        <w:pStyle w:val="ListParagraph"/>
+        <w:numPr>
+          <w:ilvl w:val="1"/>
+          <w:numId w:val="1"/>
+        </w:numPr>
+      </w:pPr>
+      <w:r>
+        <w:t>invoiceNumber: String</w:t>
+      </w:r>
+    </w:p>
+    <w:p>
+      <w:pPr>
+        <w:pStyle w:val="ListParagraph"/>
+        <w:numPr>
+          <w:ilvl w:val="1"/>
+          <w:numId w:val="1"/>
+        </w:numPr>
+      </w:pPr>
+      <w:r>
+        <w:t>invoiceDate: Date</w:t>
+      </w:r>
+    </w:p>
+    <w:p>
+      <w:pPr>
+        <w:pStyle w:val="ListParagraph"/>
+        <w:numPr>
+          <w:ilvl w:val="1"/>
+          <w:numId w:val="1"/>
+        </w:numPr>
+        <w:rPr>
+          <w:b/>
+          <w:bCs/>
+        </w:rPr>
+      </w:pPr>
+      <w:r>
+        <w:t>totalAmount: Double</w:t>
+      </w:r>
+    </w:p>
+    <w:p>
+      <w:pPr>
+        <w:rPr>
+          <w:b/>
+          <w:bCs/>
+        </w:rPr>
+      </w:pPr>
+      <w:r>
+        <w:rPr>
+          <w:b/>
+          <w:bCs/>
+        </w:rPr>
+        <w:t>Sales:</w:t>
+      </w:r>
+    </w:p>
+    <w:p>
+      <w:pPr>
+        <w:pStyle w:val="ListParagraph"/>
+        <w:numPr>
+          <w:ilvl w:val="0"/>
+          <w:numId w:val="1"/>
+        </w:numPr>
+      </w:pPr>
+      <w:proofErr w:type="gramStart"/>
+      <w:r>
+        <w:t>Sale</w:t>
+      </w:r>
+      <w:proofErr w:type="gramEnd"/>
+    </w:p>
+    <w:p>
+      <w:pPr>
+        <w:pStyle w:val="ListParagraph"/>
+        <w:numPr>
+          <w:ilvl w:val="1"/>
+          <w:numId w:val="1"/>
+        </w:numPr>
+      </w:pPr>
+      <w:r>
+        <w:t>saleId: String</w:t>
+      </w:r>
+    </w:p>
+    <w:p>
+      <w:pPr>
+        <w:pStyle w:val="ListParagraph"/>
+        <w:numPr>
+          <w:ilvl w:val="1"/>
+          <w:numId w:val="1"/>
+        </w:numPr>
+      </w:pPr>
+      <w:r>
+        <w:t>dateTime: Date</w:t>
+      </w:r>
+    </w:p>
+    <w:p>
+      <w:pPr>
+        <w:pStyle w:val="ListParagraph"/>
+        <w:numPr>
+          <w:ilvl w:val="1"/>
+          <w:numId w:val="1"/>
+        </w:numPr>
+      </w:pPr>
+      <w:r>
+        <w:t>subto</w:t>
+      </w:r>
+      <w:r>
+        <w:t>tal: double</w:t>
+      </w:r>
+    </w:p>
+    <w:p>
+      <w:pPr>
+        <w:pStyle w:val="ListParagraph"/>
+        <w:numPr>
+          <w:ilvl w:val="1"/>
+          <w:numId w:val="1"/>
+        </w:numPr>
+      </w:pPr>
+      <w:r>
+        <w:t>discountTotal: double</w:t>
+      </w:r>
+    </w:p>
+    <w:p>
+      <w:pPr>
+        <w:pStyle w:val="ListParagraph"/>
+        <w:numPr>
+          <w:ilvl w:val="1"/>
+          <w:numId w:val="1"/>
+        </w:numPr>
+      </w:pPr>
+      <w:r>
+        <w:t>taxTotal: double</w:t>
+      </w:r>
+    </w:p>
+    <w:p>
+      <w:pPr>
+        <w:pStyle w:val="ListParagraph"/>
+        <w:numPr>
+          <w:ilvl w:val="1"/>
+          <w:numId w:val="1"/>
+        </w:numPr>
+      </w:pPr>
+      <w:r>
+        <w:t>finalAmount: double</w:t>
+      </w:r>
+    </w:p>
+    <w:p>
+      <w:pPr>
+        <w:pStyle w:val="ListParagraph"/>
+        <w:numPr>
+          <w:ilvl w:val="0"/>
+          <w:numId w:val="1"/>
+        </w:numPr>
+      </w:pPr>
+      <w:r>
+        <w:t>SaleLineItem</w:t>
+      </w:r>
+    </w:p>
+    <w:p>
+      <w:pPr>
+        <w:pStyle w:val="ListParagraph"/>
+        <w:numPr>
+          <w:ilvl w:val="1"/>
+          <w:numId w:val="1"/>
+        </w:numPr>
+      </w:pPr>
+      <w:r>
+        <w:t>quantity: int</w:t>
+      </w:r>
+    </w:p>
+    <w:p>
+      <w:pPr>
+        <w:pStyle w:val="ListParagraph"/>
+        <w:numPr>
+          <w:ilvl w:val="1"/>
+          <w:numId w:val="1"/>
+        </w:numPr>
+      </w:pPr>
+      <w:r>
+        <w:t>unitPrice: double</w:t>
+      </w:r>
+    </w:p>
+    <w:p>
+      <w:pPr>
+        <w:pStyle w:val="ListParagraph"/>
+        <w:numPr>
+          <w:ilvl w:val="1"/>
+          <w:numId w:val="1"/>
+        </w:numPr>
+      </w:pPr>
+      <w:r>
+        <w:t>discount: double</w:t>
+      </w:r>
+    </w:p>
+    <w:p>
+      <w:pPr>
+        <w:pStyle w:val="ListParagraph"/>
+        <w:numPr>
+          <w:ilvl w:val="1"/>
+          <w:numId w:val="1"/>
+        </w:numPr>
+      </w:pPr>
+      <w:r>
+        <w:t>tax: double</w:t>
+      </w:r>
+    </w:p>
+    <w:p>
+      <w:pPr>
+        <w:pStyle w:val="ListParagraph"/>
+        <w:numPr>
+          <w:ilvl w:val="1"/>
+          <w:numId w:val="1"/>
+        </w:numPr>
+      </w:pPr>
+      <w:r>
+        <w:t>lineTotal: double</w:t>
+      </w:r>
+    </w:p>
+    <w:p>
+      <w:pPr>
+        <w:pStyle w:val="ListParagraph"/>
+        <w:numPr>
+          <w:ilvl w:val="0"/>
+          <w:numId w:val="1"/>
+        </w:numPr>
+      </w:pPr>
+      <w:r>
+        <w:t>CancelledReceipt</w:t>
+      </w:r>
+    </w:p>
+    <w:p>
+      <w:pPr>
+        <w:pStyle w:val="ListParagraph"/>
+        <w:numPr>
+          <w:ilvl w:val="1"/>
+          <w:numId w:val="1"/>
+        </w:numPr>
+      </w:pPr>
+      <w:r>
+        <w:t>cancelId: String</w:t>
+      </w:r>
+    </w:p>
+    <w:p>
+      <w:pPr>
+        <w:pStyle w:val="ListParagraph"/>
+        <w:numPr>
+          <w:ilvl w:val="1"/>
+          <w:numId w:val="1"/>
+        </w:numPr>
+      </w:pPr>
+      <w:r>
+        <w:t>cancelDate: Date</w:t>
+      </w:r>
+    </w:p>
+    <w:p>
+      <w:pPr>
+        <w:pStyle w:val="ListParagraph"/>
+        <w:numPr>
+          <w:ilvl w:val="0"/>
+          <w:numId w:val="1"/>
+        </w:numPr>
+      </w:pPr>
+      <w:r>
+        <w:t>Replacement</w:t>
+      </w:r>
+    </w:p>
+    <w:p>
+      <w:pPr>
+        <w:pStyle w:val="ListParagraph"/>
+        <w:numPr>
+          <w:ilvl w:val="1"/>
+          <w:numId w:val="1"/>
+        </w:numPr>
+      </w:pPr>
+      <w:r>
+        <w:t>replacementId</w:t>
+      </w:r>
+      <w:r>
+        <w:t>: String</w:t>
+      </w:r>
+    </w:p>
+    <w:p>
+      <w:pPr>
+        <w:pStyle w:val="ListParagraph"/>
+        <w:numPr>
+          <w:ilvl w:val="1"/>
+          <w:numId w:val="1"/>
+        </w:numPr>
+      </w:pPr>
+      <w:r>
+        <w:t>replacementDate: Date</w:t>
+      </w:r>
+    </w:p>
+    <w:p>
+      <w:pPr>
+        <w:pStyle w:val="ListParagraph"/>
+        <w:numPr>
+          <w:ilvl w:val="1"/>
+          <w:numId w:val="1"/>
+        </w:numPr>
+        <w:rPr>
+          <w:b/>
+          <w:bCs/>
+        </w:rPr>
+      </w:pPr>
+      <w:r>
+        <w:t>quantity: int</w:t>
+      </w:r>
+    </w:p>
+    <w:p>
+      <w:pPr>
+        <w:pStyle w:val="ListParagraph"/>
+        <w:numPr>
+          <w:ilvl w:val="0"/>
+          <w:numId w:val="1"/>
+        </w:numPr>
+      </w:pPr>
+      <w:proofErr w:type="gramStart"/>
+      <w:r>
+        <w:t>CustomerRequest</w:t>
+      </w:r>
+      <w:proofErr w:type="gramEnd"/>
+    </w:p>
+    <w:p>
+      <w:pPr>
+        <w:pStyle w:val="ListParagraph"/>
+        <w:numPr>
+          <w:ilvl w:val="1"/>
+          <w:numId w:val="1"/>
+        </w:numPr>
+      </w:pPr>
+      <w:r>
+        <w:t>requestId: Strng</w:t>
+      </w:r>
+    </w:p>
+    <w:p>
+      <w:pPr>
+        <w:pStyle w:val="ListParagraph"/>
+        <w:numPr>
+          <w:ilvl w:val="1"/>
+          <w:numId w:val="1"/>
+        </w:numPr>
+      </w:pPr>
+      <w:r>
+        <w:t>requestedItemName: String</w:t>
+      </w:r>
+    </w:p>
+    <w:p>
+      <w:pPr>
+        <w:pStyle w:val="ListParagraph"/>
+        <w:numPr>
+          <w:ilvl w:val="1"/>
+          <w:numId w:val="1"/>
+        </w:numPr>
+      </w:pPr>
+      <w:r>
+        <w:t>requestedQuanrity: int</w:t>
+      </w:r>
+    </w:p>
+    <w:p>
+      <w:pPr>
+        <w:pStyle w:val="ListParagraph"/>
+        <w:numPr>
+          <w:ilvl w:val="1"/>
+          <w:numId w:val="1"/>
+        </w:numPr>
+      </w:pPr>
+      <w:r>
+        <w:lastRenderedPageBreak/>
+        <w:t>requestDate: Date</w:t>
+      </w:r>
+    </w:p>
     <w:sectPr>
       <w:pgSz w:w="11906" w:h="16838"/>
       <w:pgMar w:top="1440" w:right="1440" w:bottom="1440" w:left="1440" w:header="720" w:footer="720" w:gutter="0"/>
@@ -11,6 +1026,126 @@
     </w:sectPr>
   </w:body>
 </w:document>
+</file>
+
+<file path=word/numbering.xml><?xml version="1.0" encoding="utf-8"?>
+<w:numbering xmlns:wpc="http://schemas.microsoft.com/office/word/2010/wordprocessingCanvas" xmlns:cx="http://schemas.microsoft.com/office/drawing/2014/chartex" xmlns:cx1="http://schemas.microsoft.com/office/drawing/2015/9/8/chartex" xmlns:cx2="http://schemas.microsoft.com/office/drawing/2015/10/21/chartex" xmlns:cx3="http://schemas.microsoft.com/office/drawing/2016/5/9/chartex" xmlns:cx4="http://schemas.microsoft.com/office/drawing/2016/5/10/chartex" xmlns:cx5="http://schemas.microsoft.com/office/drawing/2016/5/11/chartex" xmlns:cx6="http://schemas.microsoft.com/office/drawing/2016/5/12/chartex" xmlns:cx7="http://schemas.microsoft.com/office/drawing/2016/5/13/chartex" xmlns:cx8="http://schemas.microsoft.com/office/drawing/2016/5/14/chartex" xmlns:mc="http://schemas.openxmlformats.org/markup-compatibility/2006" xmlns:aink="http://schemas.microsoft.com/office/drawing/2016/ink" xmlns:am3d="http://schemas.microsoft.com/office/drawing/2017/model3d" xmlns:o="urn:schemas-microsoft-com:office:office" xmlns:oel="http://schemas.microsoft.com/office/2019/extlst" xmlns:r="http://schemas.openxmlformats.org/officeDocument/2006/relationships" xmlns:m="http://schemas.openxmlformats.org/officeDocument/2006/math" xmlns:v="urn:schemas-microsoft-com:vml" xmlns:wp14="http://schemas.microsoft.com/office/word/2010/wordprocessingDrawing" xmlns:wp="http://schemas.openxmlformats.org/drawingml/2006/wordprocessingDrawing" xmlns:w10="urn:schemas-microsoft-com:office:word" xmlns:w="http://schemas.openxmlformats.org/wordprocessingml/2006/main" xmlns:w14="http://schemas.microsoft.com/office/word/2010/wordml" xmlns:w15="http://schemas.microsoft.com/office/word/2012/wordml" xmlns:w16cex="http://schemas.microsoft.com/office/word/2018/wordml/cex" xmlns:w16cid="http://schemas.microsoft.com/office/word/2016/wordml/cid" xmlns:w16="http://schemas.microsoft.com/office/word/2018/wordml" xmlns:w16du="http://schemas.microsoft.com/office/word/2023/wordml/word16du" xmlns:w16sdtdh="http://schemas.microsoft.com/office/word/2020/wordml/sdtdatahash" xmlns:w16sdtfl="http://schemas.microsoft.com/office/word/2024/wordml/sdtformatlock" xmlns:w16se="http://schemas.microsoft.com/office/word/2015/wordml/symex" xmlns:wpg="http://schemas.microsoft.com/office/word/2010/wordprocessingGroup" xmlns:wpi="http://schemas.microsoft.com/office/word/2010/wordprocessingInk" xmlns:wne="http://schemas.microsoft.com/office/word/2006/wordml" xmlns:wps="http://schemas.microsoft.com/office/word/2010/wordprocessingShape" mc:Ignorable="w14 w15 w16se w16cid w16 w16cex w16sdtdh w16sdtfl w16du wp14">
+  <w:abstractNum w:abstractNumId="0" w15:restartNumberingAfterBreak="0">
+    <w:nsid w:val="432700AB"/>
+    <w:multiLevelType w:val="hybridMultilevel"/>
+    <w:tmpl w:val="CE60F240"/>
+    <w:lvl w:ilvl="0" w:tplc="27F09508">
+      <w:numFmt w:val="bullet"/>
+      <w:lvlText w:val="-"/>
+      <w:lvlJc w:val="left"/>
+      <w:pPr>
+        <w:ind w:left="720" w:hanging="360"/>
+      </w:pPr>
+      <w:rPr>
+        <w:rFonts w:ascii="Aptos" w:eastAsiaTheme="minorHAnsi" w:hAnsi="Aptos" w:cstheme="minorBidi" w:hint="default"/>
+      </w:rPr>
+    </w:lvl>
+    <w:lvl w:ilvl="1" w:tplc="04090003">
+      <w:start w:val="1"/>
+      <w:numFmt w:val="bullet"/>
+      <w:lvlText w:val="o"/>
+      <w:lvlJc w:val="left"/>
+      <w:pPr>
+        <w:ind w:left="1440" w:hanging="360"/>
+      </w:pPr>
+      <w:rPr>
+        <w:rFonts w:ascii="Courier New" w:hAnsi="Courier New" w:cs="Courier New" w:hint="default"/>
+      </w:rPr>
+    </w:lvl>
+    <w:lvl w:ilvl="2" w:tplc="04090005">
+      <w:start w:val="1"/>
+      <w:numFmt w:val="bullet"/>
+      <w:lvlText w:val=""/>
+      <w:lvlJc w:val="left"/>
+      <w:pPr>
+        <w:ind w:left="2160" w:hanging="360"/>
+      </w:pPr>
+      <w:rPr>
+        <w:rFonts w:ascii="Wingdings" w:hAnsi="Wingdings" w:hint="default"/>
+      </w:rPr>
+    </w:lvl>
+    <w:lvl w:ilvl="3" w:tplc="04090001" w:tentative="1">
+      <w:start w:val="1"/>
+      <w:numFmt w:val="bullet"/>
+      <w:lvlText w:val=""/>
+      <w:lvlJc w:val="left"/>
+      <w:pPr>
+        <w:ind w:left="2880" w:hanging="360"/>
+      </w:pPr>
+      <w:rPr>
+        <w:rFonts w:ascii="Symbol" w:hAnsi="Symbol" w:hint="default"/>
+      </w:rPr>
+    </w:lvl>
+    <w:lvl w:ilvl="4" w:tplc="04090003" w:tentative="1">
+      <w:start w:val="1"/>
+      <w:numFmt w:val="bullet"/>
+      <w:lvlText w:val="o"/>
+      <w:lvlJc w:val="left"/>
+      <w:pPr>
+        <w:ind w:left="3600" w:hanging="360"/>
+      </w:pPr>
+      <w:rPr>
+        <w:rFonts w:ascii="Courier New" w:hAnsi="Courier New" w:cs="Courier New" w:hint="default"/>
+      </w:rPr>
+    </w:lvl>
+    <w:lvl w:ilvl="5" w:tplc="04090005" w:tentative="1">
+      <w:start w:val="1"/>
+      <w:numFmt w:val="bullet"/>
+      <w:lvlText w:val=""/>
+      <w:lvlJc w:val="left"/>
+      <w:pPr>
+        <w:ind w:left="4320" w:hanging="360"/>
+      </w:pPr>
+      <w:rPr>
+        <w:rFonts w:ascii="Wingdings" w:hAnsi="Wingdings" w:hint="default"/>
+      </w:rPr>
+    </w:lvl>
+    <w:lvl w:ilvl="6" w:tplc="04090001" w:tentative="1">
+      <w:start w:val="1"/>
+      <w:numFmt w:val="bullet"/>
+      <w:lvlText w:val=""/>
+      <w:lvlJc w:val="left"/>
+      <w:pPr>
+        <w:ind w:left="5040" w:hanging="360"/>
+      </w:pPr>
+      <w:rPr>
+        <w:rFonts w:ascii="Symbol" w:hAnsi="Symbol" w:hint="default"/>
+      </w:rPr>
+    </w:lvl>
+    <w:lvl w:ilvl="7" w:tplc="04090003" w:tentative="1">
+      <w:start w:val="1"/>
+      <w:numFmt w:val="bullet"/>
+      <w:lvlText w:val="o"/>
+      <w:lvlJc w:val="left"/>
+      <w:pPr>
+        <w:ind w:left="5760" w:hanging="360"/>
+      </w:pPr>
+      <w:rPr>
+        <w:rFonts w:ascii="Courier New" w:hAnsi="Courier New" w:cs="Courier New" w:hint="default"/>
+      </w:rPr>
+    </w:lvl>
+    <w:lvl w:ilvl="8" w:tplc="04090005" w:tentative="1">
+      <w:start w:val="1"/>
+      <w:numFmt w:val="bullet"/>
+      <w:lvlText w:val=""/>
+      <w:lvlJc w:val="left"/>
+      <w:pPr>
+        <w:ind w:left="6480" w:hanging="360"/>
+      </w:pPr>
+      <w:rPr>
+        <w:rFonts w:ascii="Wingdings" w:hAnsi="Wingdings" w:hint="default"/>
+      </w:rPr>
+    </w:lvl>
+  </w:abstractNum>
+  <w:num w:numId="1" w16cid:durableId="187374480">
+    <w:abstractNumId w:val="0"/>
+  </w:num>
+</w:numbering>
 </file>
 
 <file path=word/styles.xml><?xml version="1.0" encoding="utf-8"?>

--- a/class diagram draft.docx
+++ b/class diagram draft.docx
@@ -711,11 +711,9 @@
           <w:numId w:val="1"/>
         </w:numPr>
       </w:pPr>
-      <w:proofErr w:type="gramStart"/>
       <w:r>
         <w:t>Sale</w:t>
       </w:r>
-      <w:proofErr w:type="gramEnd"/>
     </w:p>
     <w:p>
       <w:pPr>
@@ -750,45 +748,6 @@
         </w:numPr>
       </w:pPr>
       <w:r>
-        <w:t>subto</w:t>
-      </w:r>
-      <w:r>
-        <w:t>tal: double</w:t>
-      </w:r>
-    </w:p>
-    <w:p>
-      <w:pPr>
-        <w:pStyle w:val="ListParagraph"/>
-        <w:numPr>
-          <w:ilvl w:val="1"/>
-          <w:numId w:val="1"/>
-        </w:numPr>
-      </w:pPr>
-      <w:r>
-        <w:t>discountTotal: double</w:t>
-      </w:r>
-    </w:p>
-    <w:p>
-      <w:pPr>
-        <w:pStyle w:val="ListParagraph"/>
-        <w:numPr>
-          <w:ilvl w:val="1"/>
-          <w:numId w:val="1"/>
-        </w:numPr>
-      </w:pPr>
-      <w:r>
-        <w:t>taxTotal: double</w:t>
-      </w:r>
-    </w:p>
-    <w:p>
-      <w:pPr>
-        <w:pStyle w:val="ListParagraph"/>
-        <w:numPr>
-          <w:ilvl w:val="1"/>
-          <w:numId w:val="1"/>
-        </w:numPr>
-      </w:pPr>
-      <w:r>
         <w:t>finalAmount: double</w:t>
       </w:r>
     </w:p>
@@ -850,18 +809,6 @@
       </w:pPr>
       <w:r>
         <w:t>tax: double</w:t>
-      </w:r>
-    </w:p>
-    <w:p>
-      <w:pPr>
-        <w:pStyle w:val="ListParagraph"/>
-        <w:numPr>
-          <w:ilvl w:val="1"/>
-          <w:numId w:val="1"/>
-        </w:numPr>
-      </w:pPr>
-      <w:r>
-        <w:t>lineTotal: double</w:t>
       </w:r>
     </w:p>
     <w:p>
@@ -963,11 +910,9 @@
           <w:numId w:val="1"/>
         </w:numPr>
       </w:pPr>
-      <w:proofErr w:type="gramStart"/>
       <w:r>
         <w:t>CustomerRequest</w:t>
       </w:r>
-      <w:proofErr w:type="gramEnd"/>
     </w:p>
     <w:p>
       <w:pPr>
@@ -1014,8 +959,497 @@
         </w:numPr>
       </w:pPr>
       <w:r>
+        <w:t>requestDate: Date</w:t>
+      </w:r>
+    </w:p>
+    <w:p>
+      <w:pPr>
+        <w:rPr>
+          <w:b/>
+          <w:bCs/>
+          <w:sz w:val="28"/>
+          <w:szCs w:val="28"/>
+        </w:rPr>
+      </w:pPr>
+      <w:r>
+        <w:rPr>
+          <w:b/>
+          <w:bCs/>
+          <w:sz w:val="28"/>
+          <w:szCs w:val="28"/>
+        </w:rPr>
+        <w:t>Classes &amp; Attributes</w:t>
+      </w:r>
+    </w:p>
+    <w:p>
+      <w:pPr>
+        <w:rPr>
+          <w:b/>
+          <w:bCs/>
+        </w:rPr>
+      </w:pPr>
+      <w:r>
+        <w:rPr>
+          <w:b/>
+          <w:bCs/>
+        </w:rPr>
+        <w:t>Generalizations:</w:t>
+      </w:r>
+    </w:p>
+    <w:p>
+      <w:pPr>
+        <w:pStyle w:val="ListParagraph"/>
+        <w:numPr>
+          <w:ilvl w:val="0"/>
+          <w:numId w:val="1"/>
+        </w:numPr>
+        <w:rPr>
+          <w:b/>
+          <w:bCs/>
+        </w:rPr>
+      </w:pPr>
+      <w:r>
         <w:lastRenderedPageBreak/>
-        <w:t>requestDate: Date</w:t>
+        <w:t>Administrator, InventoryManager, StoreManager, Salesperson</w:t>
+      </w:r>
+      <w:r>
+        <w:t xml:space="preserve"> extends </w:t>
+      </w:r>
+      <w:r>
+        <w:rPr>
+          <w:b/>
+          <w:bCs/>
+        </w:rPr>
+        <w:t>Employee</w:t>
+      </w:r>
+    </w:p>
+    <w:p>
+      <w:pPr>
+        <w:pStyle w:val="ListParagraph"/>
+        <w:numPr>
+          <w:ilvl w:val="0"/>
+          <w:numId w:val="1"/>
+        </w:numPr>
+        <w:rPr>
+          <w:b/>
+          <w:bCs/>
+        </w:rPr>
+      </w:pPr>
+      <w:r>
+        <w:t>ExpirableItem extends</w:t>
+      </w:r>
+      <w:r>
+        <w:rPr>
+          <w:b/>
+          <w:bCs/>
+        </w:rPr>
+        <w:t xml:space="preserve"> Item</w:t>
+      </w:r>
+    </w:p>
+    <w:p>
+      <w:pPr>
+        <w:rPr>
+          <w:b/>
+          <w:bCs/>
+        </w:rPr>
+      </w:pPr>
+      <w:r>
+        <w:rPr>
+          <w:b/>
+          <w:bCs/>
+        </w:rPr>
+        <w:t>Composition/Aggregations:</w:t>
+      </w:r>
+    </w:p>
+    <w:p>
+      <w:pPr>
+        <w:pStyle w:val="ListParagraph"/>
+        <w:numPr>
+          <w:ilvl w:val="0"/>
+          <w:numId w:val="1"/>
+        </w:numPr>
+      </w:pPr>
+      <w:r>
+        <w:t>I</w:t>
+      </w:r>
+      <w:r>
+        <w:t>n</w:t>
+      </w:r>
+      <w:r>
+        <w:t xml:space="preserve">ventory </w:t>
+      </w:r>
+      <w:r>
+        <w:rPr>
+          <w:rFonts w:ascii="Cambria Math" w:hAnsi="Cambria Math" w:cs="Cambria Math"/>
+        </w:rPr>
+        <w:t>◇</w:t>
+      </w:r>
+      <w:r>
+        <w:rPr>
+          <w:rFonts w:ascii="Cambria Math" w:hAnsi="Cambria Math" w:cs="Cambria Math"/>
+        </w:rPr>
+        <w:t>-</w:t>
+      </w:r>
+      <w:r>
+        <w:t xml:space="preserve"> I</w:t>
+      </w:r>
+      <w:r>
+        <w:t>tem (</w:t>
+      </w:r>
+      <w:r>
+        <w:t>1 -&gt; 0..*)</w:t>
+      </w:r>
+    </w:p>
+    <w:p>
+      <w:pPr>
+        <w:pStyle w:val="ListParagraph"/>
+        <w:numPr>
+          <w:ilvl w:val="0"/>
+          <w:numId w:val="1"/>
+        </w:numPr>
+      </w:pPr>
+      <w:r>
+        <w:t>Inventory</w:t>
+      </w:r>
+      <w:r>
+        <w:t xml:space="preserve"> </w:t>
+      </w:r>
+      <w:r>
+        <w:rPr>
+          <w:rFonts w:ascii="Cambria Math" w:hAnsi="Cambria Math" w:cs="Cambria Math"/>
+        </w:rPr>
+        <w:t>◆</w:t>
+      </w:r>
+      <w:r>
+        <w:t xml:space="preserve">- StockMovement (1 -&gt; </w:t>
+      </w:r>
+      <w:r>
+        <w:t>0...*)</w:t>
+      </w:r>
+    </w:p>
+    <w:p>
+      <w:pPr>
+        <w:pStyle w:val="ListParagraph"/>
+        <w:numPr>
+          <w:ilvl w:val="0"/>
+          <w:numId w:val="1"/>
+        </w:numPr>
+      </w:pPr>
+      <w:r>
+        <w:t xml:space="preserve">SupplierOrder </w:t>
+      </w:r>
+      <w:r>
+        <w:rPr>
+          <w:rFonts w:ascii="Cambria Math" w:hAnsi="Cambria Math" w:cs="Cambria Math"/>
+        </w:rPr>
+        <w:t>◆</w:t>
+      </w:r>
+      <w:r>
+        <w:t>-OrderLine</w:t>
+      </w:r>
+      <w:r>
+        <w:t xml:space="preserve"> (1 -&gt; 1..*)</w:t>
+      </w:r>
+    </w:p>
+    <w:p>
+      <w:pPr>
+        <w:pStyle w:val="ListParagraph"/>
+        <w:numPr>
+          <w:ilvl w:val="0"/>
+          <w:numId w:val="1"/>
+        </w:numPr>
+      </w:pPr>
+      <w:r>
+        <w:t xml:space="preserve">Sale </w:t>
+      </w:r>
+      <w:r>
+        <w:rPr>
+          <w:rFonts w:ascii="Cambria Math" w:hAnsi="Cambria Math" w:cs="Cambria Math"/>
+        </w:rPr>
+        <w:t>◆</w:t>
+      </w:r>
+      <w:r>
+        <w:t>- SaleLineItem (1 -&gt; 1</w:t>
+      </w:r>
+      <w:r>
+        <w:t>…</w:t>
+      </w:r>
+      <w:r>
+        <w:t>*</w:t>
+      </w:r>
+      <w:r>
+        <w:t>)</w:t>
+      </w:r>
+    </w:p>
+    <w:p>
+      <w:pPr>
+        <w:rPr>
+          <w:b/>
+          <w:bCs/>
+        </w:rPr>
+      </w:pPr>
+      <w:r>
+        <w:rPr>
+          <w:b/>
+          <w:bCs/>
+        </w:rPr>
+        <w:t>Associations</w:t>
+      </w:r>
+      <w:r>
+        <w:rPr>
+          <w:b/>
+          <w:bCs/>
+        </w:rPr>
+        <w:t>:</w:t>
+      </w:r>
+    </w:p>
+    <w:p>
+      <w:pPr>
+        <w:pStyle w:val="ListParagraph"/>
+        <w:numPr>
+          <w:ilvl w:val="0"/>
+          <w:numId w:val="1"/>
+        </w:numPr>
+      </w:pPr>
+      <w:r>
+        <w:t xml:space="preserve">StockMovment </w:t>
+      </w:r>
+      <w:r>
+        <w:t>–</w:t>
+      </w:r>
+      <w:r>
+        <w:t xml:space="preserve"> Item</w:t>
+      </w:r>
+      <w:r>
+        <w:t xml:space="preserve"> (</w:t>
+      </w:r>
+      <w:r>
+        <w:t>uses</w:t>
+      </w:r>
+      <w:r>
+        <w:t>) 0…* to 1</w:t>
+      </w:r>
+    </w:p>
+    <w:p>
+      <w:pPr>
+        <w:pStyle w:val="ListParagraph"/>
+        <w:numPr>
+          <w:ilvl w:val="0"/>
+          <w:numId w:val="1"/>
+        </w:numPr>
+      </w:pPr>
+      <w:r>
+        <w:t>OrderLine – Item (order</w:t>
+      </w:r>
+      <w:r>
+        <w:t>s</w:t>
+      </w:r>
+      <w:r>
+        <w:t>)</w:t>
+      </w:r>
+      <w:r>
+        <w:t xml:space="preserve"> 0...* to 1</w:t>
+      </w:r>
+    </w:p>
+    <w:p>
+      <w:pPr>
+        <w:pStyle w:val="ListParagraph"/>
+        <w:numPr>
+          <w:ilvl w:val="0"/>
+          <w:numId w:val="1"/>
+        </w:numPr>
+      </w:pPr>
+      <w:r>
+        <w:t>SaleLineItem – Item (sells) 0…* to 1</w:t>
+      </w:r>
+    </w:p>
+    <w:p>
+      <w:pPr>
+        <w:pStyle w:val="ListParagraph"/>
+        <w:numPr>
+          <w:ilvl w:val="0"/>
+          <w:numId w:val="1"/>
+        </w:numPr>
+      </w:pPr>
+      <w:r>
+        <w:t>SupplierOrder – Supplier (placed with) 0..* to 1</w:t>
+      </w:r>
+    </w:p>
+    <w:p>
+      <w:pPr>
+        <w:pStyle w:val="ListParagraph"/>
+        <w:numPr>
+          <w:ilvl w:val="0"/>
+          <w:numId w:val="1"/>
+        </w:numPr>
+      </w:pPr>
+      <w:r>
+        <w:t>SupplierOrder – Invoice (bills) 1 to 0..1</w:t>
+      </w:r>
+    </w:p>
+    <w:p>
+      <w:pPr>
+        <w:pStyle w:val="ListParagraph"/>
+        <w:numPr>
+          <w:ilvl w:val="0"/>
+          <w:numId w:val="1"/>
+        </w:numPr>
+      </w:pPr>
+      <w:r>
+        <w:t xml:space="preserve">SupplierOrder </w:t>
+      </w:r>
+      <w:r>
+        <w:t>–</w:t>
+      </w:r>
+      <w:r>
+        <w:t xml:space="preserve"> InventoryManager</w:t>
+      </w:r>
+      <w:r>
+        <w:t xml:space="preserve"> (prepares) 0..* to 1</w:t>
+      </w:r>
+    </w:p>
+    <w:p>
+      <w:pPr>
+        <w:pStyle w:val="ListParagraph"/>
+        <w:numPr>
+          <w:ilvl w:val="0"/>
+          <w:numId w:val="1"/>
+        </w:numPr>
+      </w:pPr>
+      <w:r>
+        <w:t xml:space="preserve">SupplierOrder – StoreManager (verifies) 0..* to </w:t>
+      </w:r>
+      <w:r>
+        <w:t>0..1</w:t>
+      </w:r>
+    </w:p>
+    <w:p>
+      <w:pPr>
+        <w:pStyle w:val="ListParagraph"/>
+        <w:numPr>
+          <w:ilvl w:val="0"/>
+          <w:numId w:val="1"/>
+        </w:numPr>
+      </w:pPr>
+      <w:r>
+        <w:t xml:space="preserve">Sale – Salesperson </w:t>
+      </w:r>
+      <w:r>
+        <w:t>(processes) 0..* to 1</w:t>
+      </w:r>
+    </w:p>
+    <w:p>
+      <w:pPr>
+        <w:pStyle w:val="ListParagraph"/>
+        <w:numPr>
+          <w:ilvl w:val="0"/>
+          <w:numId w:val="1"/>
+        </w:numPr>
+      </w:pPr>
+      <w:r>
+        <w:t>Sale – CancelledReceipt (cancel</w:t>
+      </w:r>
+      <w:r>
+        <w:t>s)</w:t>
+      </w:r>
+      <w:r>
+        <w:t xml:space="preserve"> 1 to 0..1</w:t>
+      </w:r>
+    </w:p>
+    <w:p>
+      <w:pPr>
+        <w:pStyle w:val="ListParagraph"/>
+        <w:numPr>
+          <w:ilvl w:val="0"/>
+          <w:numId w:val="1"/>
+        </w:numPr>
+      </w:pPr>
+      <w:r>
+        <w:t>Sale – Replacement (replaces</w:t>
+      </w:r>
+      <w:r>
+        <w:t xml:space="preserve"> from</w:t>
+      </w:r>
+      <w:r>
+        <w:t>)</w:t>
+      </w:r>
+      <w:r>
+        <w:t xml:space="preserve"> 1 to 0..*</w:t>
+      </w:r>
+    </w:p>
+    <w:p>
+      <w:pPr>
+        <w:pStyle w:val="ListParagraph"/>
+        <w:numPr>
+          <w:ilvl w:val="0"/>
+          <w:numId w:val="1"/>
+        </w:numPr>
+      </w:pPr>
+      <w:r>
+        <w:t>Re</w:t>
+      </w:r>
+      <w:r>
+        <w:t>placement – Item (replaces) 0..* to 1</w:t>
+      </w:r>
+    </w:p>
+    <w:p>
+      <w:pPr>
+        <w:rPr>
+          <w:b/>
+          <w:bCs/>
+        </w:rPr>
+      </w:pPr>
+      <w:r>
+        <w:rPr>
+          <w:b/>
+          <w:bCs/>
+        </w:rPr>
+        <w:t>Controller:</w:t>
+      </w:r>
+    </w:p>
+    <w:p>
+      <w:pPr>
+        <w:pStyle w:val="ListParagraph"/>
+        <w:numPr>
+          <w:ilvl w:val="0"/>
+          <w:numId w:val="1"/>
+        </w:numPr>
+      </w:pPr>
+      <w:r>
+        <w:t xml:space="preserve">PearlMartSystem – Inventory </w:t>
+      </w:r>
+      <w:r>
+        <w:t>(1 to 1)</w:t>
+      </w:r>
+    </w:p>
+    <w:p>
+      <w:pPr>
+        <w:pStyle w:val="ListParagraph"/>
+        <w:numPr>
+          <w:ilvl w:val="0"/>
+          <w:numId w:val="1"/>
+        </w:numPr>
+      </w:pPr>
+      <w:r>
+        <w:t>PearlMartSystem</w:t>
+      </w:r>
+      <w:r>
+        <w:t xml:space="preserve"> – Employee, Supplier, SupplierOrder, Sale, CustomerRequest (1 to 0..*)</w:t>
+      </w:r>
+    </w:p>
+    <w:p>
+      <w:pPr>
+        <w:pStyle w:val="ListParagraph"/>
+        <w:numPr>
+          <w:ilvl w:val="0"/>
+          <w:numId w:val="1"/>
+        </w:numPr>
+      </w:pPr>
+      <w:r>
+        <w:t>PearlMartSystem</w:t>
+      </w:r>
+      <w:r>
+        <w:t xml:space="preserve"> to SupplierGateway</w:t>
       </w:r>
     </w:p>
     <w:sectPr>
@@ -1751,7 +2185,6 @@
   <w:style w:type="character" w:default="1" w:styleId="DefaultParagraphFont">
     <w:name w:val="Default Paragraph Font"/>
     <w:uiPriority w:val="1"/>
-    <w:semiHidden/>
     <w:unhideWhenUsed/>
   </w:style>
   <w:style w:type="table" w:default="1" w:styleId="TableNormal">

--- a/class diagram draft.docx
+++ b/class diagram draft.docx
@@ -978,7 +978,7 @@
           <w:sz w:val="28"/>
           <w:szCs w:val="28"/>
         </w:rPr>
-        <w:t>Classes &amp; Attributes</w:t>
+        <w:t>Associations</w:t>
       </w:r>
     </w:p>
     <w:p>
@@ -1224,7 +1224,7 @@
         <w:t xml:space="preserve"> (</w:t>
       </w:r>
       <w:r>
-        <w:t>uses</w:t>
+        <w:t>concerns</w:t>
       </w:r>
       <w:r>
         <w:t>) 0…* to 1</w:t>
@@ -1434,7 +1434,13 @@
         <w:t>PearlMartSystem</w:t>
       </w:r>
       <w:r>
-        <w:t xml:space="preserve"> – Employee, Supplier, SupplierOrder, Sale, CustomerRequest (1 to 0..*)</w:t>
+        <w:t xml:space="preserve"> – Employee, </w:t>
+      </w:r>
+      <w:r>
+        <w:t>Inventory</w:t>
+      </w:r>
+      <w:r>
+        <w:t>, CustomerRequest (1 to 0..*)</w:t>
       </w:r>
     </w:p>
     <w:p>
@@ -1450,6 +1456,37 @@
       </w:r>
       <w:r>
         <w:t xml:space="preserve"> to SupplierGateway</w:t>
+      </w:r>
+    </w:p>
+    <w:p>
+      <w:pPr>
+        <w:rPr>
+          <w:b/>
+          <w:bCs/>
+          <w:sz w:val="28"/>
+          <w:szCs w:val="28"/>
+        </w:rPr>
+      </w:pPr>
+      <w:r>
+        <w:rPr>
+          <w:b/>
+          <w:bCs/>
+          <w:sz w:val="28"/>
+          <w:szCs w:val="28"/>
+        </w:rPr>
+        <w:t>Methods</w:t>
+      </w:r>
+    </w:p>
+    <w:p>
+      <w:pPr>
+        <w:pStyle w:val="ListParagraph"/>
+        <w:numPr>
+          <w:ilvl w:val="0"/>
+          <w:numId w:val="1"/>
+        </w:numPr>
+      </w:pPr>
+      <w:r>
+        <w:t>g</w:t>
       </w:r>
     </w:p>
     <w:sectPr>
